--- a/week 4 uid.docx
+++ b/week 4 uid.docx
@@ -530,8 +530,33 @@
           <w:sz w:val="48"/>
           <w:szCs w:val="48"/>
         </w:rPr>
-        <w:t>If click on back ,will navigate to the homescreen</w:t>
-      </w:r>
+        <w:t xml:space="preserve">If click on </w:t>
+      </w:r>
+      <w:proofErr w:type="gramStart"/>
+      <w:r>
+        <w:rPr>
+          <w:sz w:val="48"/>
+          <w:szCs w:val="48"/>
+        </w:rPr>
+        <w:t>back ,will</w:t>
+      </w:r>
+      <w:proofErr w:type="gramEnd"/>
+      <w:r>
+        <w:rPr>
+          <w:sz w:val="48"/>
+          <w:szCs w:val="48"/>
+        </w:rPr>
+        <w:t xml:space="preserve"> navigate to the </w:t>
+      </w:r>
+      <w:proofErr w:type="spellStart"/>
+      <w:r>
+        <w:rPr>
+          <w:sz w:val="48"/>
+          <w:szCs w:val="48"/>
+        </w:rPr>
+        <w:t>homescreen</w:t>
+      </w:r>
+      <w:proofErr w:type="spellEnd"/>
       <w:r>
         <w:rPr>
           <w:sz w:val="48"/>
@@ -539,12 +564,303 @@
         </w:rPr>
         <w:br w:type="textWrapping" w:clear="all"/>
       </w:r>
+    </w:p>
+    <w:p>
+      <w:pPr>
+        <w:tabs>
+          <w:tab w:val="left" w:pos="1020"/>
+        </w:tabs>
+        <w:ind w:left="360"/>
+        <w:rPr>
+          <w:sz w:val="48"/>
+          <w:szCs w:val="48"/>
+        </w:rPr>
+      </w:pPr>
+    </w:p>
+    <w:p>
+      <w:pPr>
+        <w:tabs>
+          <w:tab w:val="left" w:pos="1020"/>
+        </w:tabs>
+        <w:rPr>
+          <w:sz w:val="48"/>
+          <w:szCs w:val="48"/>
+        </w:rPr>
+      </w:pPr>
+      <w:r>
+        <w:rPr>
+          <w:sz w:val="48"/>
+          <w:szCs w:val="48"/>
+        </w:rPr>
+        <w:t xml:space="preserve">Familiar and </w:t>
+      </w:r>
+      <w:r>
+        <w:rPr>
+          <w:sz w:val="48"/>
+          <w:szCs w:val="48"/>
+        </w:rPr>
+        <w:t>Unfamilia</w:t>
+      </w:r>
+      <w:r>
+        <w:rPr>
+          <w:sz w:val="48"/>
+          <w:szCs w:val="48"/>
+        </w:rPr>
+        <w:t>r</w:t>
+      </w:r>
+    </w:p>
+    <w:p>
+      <w:pPr>
+        <w:tabs>
+          <w:tab w:val="left" w:pos="1020"/>
+        </w:tabs>
+        <w:rPr>
+          <w:sz w:val="48"/>
+          <w:szCs w:val="48"/>
+        </w:rPr>
+      </w:pPr>
+      <w:r>
+        <w:rPr>
+          <w:noProof/>
+        </w:rPr>
+        <w:drawing>
+          <wp:anchor distT="0" distB="0" distL="114300" distR="114300" simplePos="0" relativeHeight="251660288" behindDoc="0" locked="0" layoutInCell="1" allowOverlap="1" wp14:anchorId="499CD0B9" wp14:editId="2108D401">
+            <wp:simplePos x="0" y="0"/>
+            <wp:positionH relativeFrom="column">
+              <wp:posOffset>281940</wp:posOffset>
+            </wp:positionH>
+            <wp:positionV relativeFrom="paragraph">
+              <wp:posOffset>6985</wp:posOffset>
+            </wp:positionV>
+            <wp:extent cx="2308860" cy="5008016"/>
+            <wp:effectExtent l="0" t="0" r="0" b="2540"/>
+            <wp:wrapSquare wrapText="bothSides"/>
+            <wp:docPr id="1440935915" name="Picture 3" descr="A screenshot of a computer&#10;&#10;AI-generated content may be incorrect."/>
+            <wp:cNvGraphicFramePr>
+              <a:graphicFrameLocks xmlns:a="http://schemas.openxmlformats.org/drawingml/2006/main" noChangeAspect="1"/>
+            </wp:cNvGraphicFramePr>
+            <a:graphic xmlns:a="http://schemas.openxmlformats.org/drawingml/2006/main">
+              <a:graphicData uri="http://schemas.openxmlformats.org/drawingml/2006/picture">
+                <pic:pic xmlns:pic="http://schemas.openxmlformats.org/drawingml/2006/picture">
+                  <pic:nvPicPr>
+                    <pic:cNvPr id="1440935915" name="Picture 3" descr="A screenshot of a computer&#10;&#10;AI-generated content may be incorrect."/>
+                    <pic:cNvPicPr>
+                      <a:picLocks noChangeAspect="1" noChangeArrowheads="1"/>
+                    </pic:cNvPicPr>
+                  </pic:nvPicPr>
+                  <pic:blipFill>
+                    <a:blip r:embed="rId7">
+                      <a:extLst>
+                        <a:ext uri="{28A0092B-C50C-407E-A947-70E740481C1C}">
+                          <a14:useLocalDpi xmlns:a14="http://schemas.microsoft.com/office/drawing/2010/main" val="0"/>
+                        </a:ext>
+                      </a:extLst>
+                    </a:blip>
+                    <a:srcRect/>
+                    <a:stretch>
+                      <a:fillRect/>
+                    </a:stretch>
+                  </pic:blipFill>
+                  <pic:spPr bwMode="auto">
+                    <a:xfrm>
+                      <a:off x="0" y="0"/>
+                      <a:ext cx="2308860" cy="5008016"/>
+                    </a:xfrm>
+                    <a:prstGeom prst="rect">
+                      <a:avLst/>
+                    </a:prstGeom>
+                    <a:noFill/>
+                    <a:ln>
+                      <a:noFill/>
+                    </a:ln>
+                  </pic:spPr>
+                </pic:pic>
+              </a:graphicData>
+            </a:graphic>
+          </wp:anchor>
+        </w:drawing>
+      </w:r>
+      <w:r>
+        <w:rPr>
+          <w:noProof/>
+        </w:rPr>
+        <w:drawing>
+          <wp:inline distT="0" distB="0" distL="0" distR="0" wp14:anchorId="77FFE928" wp14:editId="54C88202">
+            <wp:extent cx="2404980" cy="4998720"/>
+            <wp:effectExtent l="0" t="0" r="0" b="0"/>
+            <wp:docPr id="23905161" name="Picture 4" descr="A group of logos with a white background&#10;&#10;AI-generated content may be incorrect."/>
+            <wp:cNvGraphicFramePr>
+              <a:graphicFrameLocks xmlns:a="http://schemas.openxmlformats.org/drawingml/2006/main" noChangeAspect="1"/>
+            </wp:cNvGraphicFramePr>
+            <a:graphic xmlns:a="http://schemas.openxmlformats.org/drawingml/2006/main">
+              <a:graphicData uri="http://schemas.openxmlformats.org/drawingml/2006/picture">
+                <pic:pic xmlns:pic="http://schemas.openxmlformats.org/drawingml/2006/picture">
+                  <pic:nvPicPr>
+                    <pic:cNvPr id="23905161" name="Picture 4" descr="A group of logos with a white background&#10;&#10;AI-generated content may be incorrect."/>
+                    <pic:cNvPicPr>
+                      <a:picLocks noChangeAspect="1" noChangeArrowheads="1"/>
+                    </pic:cNvPicPr>
+                  </pic:nvPicPr>
+                  <pic:blipFill>
+                    <a:blip r:embed="rId8">
+                      <a:extLst>
+                        <a:ext uri="{28A0092B-C50C-407E-A947-70E740481C1C}">
+                          <a14:useLocalDpi xmlns:a14="http://schemas.microsoft.com/office/drawing/2010/main" val="0"/>
+                        </a:ext>
+                      </a:extLst>
+                    </a:blip>
+                    <a:srcRect/>
+                    <a:stretch>
+                      <a:fillRect/>
+                    </a:stretch>
+                  </pic:blipFill>
+                  <pic:spPr bwMode="auto">
+                    <a:xfrm>
+                      <a:off x="0" y="0"/>
+                      <a:ext cx="2431688" cy="5054231"/>
+                    </a:xfrm>
+                    <a:prstGeom prst="rect">
+                      <a:avLst/>
+                    </a:prstGeom>
+                    <a:noFill/>
+                    <a:ln>
+                      <a:noFill/>
+                    </a:ln>
+                  </pic:spPr>
+                </pic:pic>
+              </a:graphicData>
+            </a:graphic>
+          </wp:inline>
+        </w:drawing>
+      </w:r>
+    </w:p>
+    <w:p>
+      <w:pPr>
+        <w:tabs>
+          <w:tab w:val="left" w:pos="1020"/>
+        </w:tabs>
+        <w:rPr>
+          <w:sz w:val="32"/>
+          <w:szCs w:val="32"/>
+        </w:rPr>
+      </w:pPr>
+    </w:p>
+    <w:p>
+      <w:pPr>
+        <w:numPr>
+          <w:ilvl w:val="0"/>
+          <w:numId w:val="5"/>
+        </w:numPr>
+        <w:tabs>
+          <w:tab w:val="left" w:pos="1020"/>
+        </w:tabs>
+        <w:rPr>
+          <w:sz w:val="32"/>
+          <w:szCs w:val="32"/>
+        </w:rPr>
+      </w:pPr>
+      <w:r>
+        <w:rPr>
+          <w:b/>
+          <w:bCs/>
+          <w:sz w:val="32"/>
+          <w:szCs w:val="32"/>
+        </w:rPr>
+        <w:t>Familiar App</w:t>
+      </w:r>
+      <w:r>
+        <w:rPr>
+          <w:sz w:val="32"/>
+          <w:szCs w:val="32"/>
+        </w:rPr>
+        <w:t>: Easy to use with a known interface and features.</w:t>
+      </w:r>
+    </w:p>
+    <w:p>
+      <w:pPr>
+        <w:numPr>
+          <w:ilvl w:val="0"/>
+          <w:numId w:val="5"/>
+        </w:numPr>
+        <w:tabs>
+          <w:tab w:val="left" w:pos="1020"/>
+        </w:tabs>
+        <w:rPr>
+          <w:sz w:val="32"/>
+          <w:szCs w:val="32"/>
+        </w:rPr>
+      </w:pPr>
+      <w:r>
+        <w:rPr>
+          <w:b/>
+          <w:bCs/>
+          <w:sz w:val="32"/>
+          <w:szCs w:val="32"/>
+        </w:rPr>
+        <w:t>Unfamiliar App</w:t>
+      </w:r>
+      <w:r>
+        <w:rPr>
+          <w:sz w:val="32"/>
+          <w:szCs w:val="32"/>
+        </w:rPr>
+        <w:t>: Requires learning due to new design or functions.</w:t>
+      </w:r>
+    </w:p>
+    <w:p>
+      <w:pPr>
+        <w:numPr>
+          <w:ilvl w:val="0"/>
+          <w:numId w:val="5"/>
+        </w:numPr>
+        <w:tabs>
+          <w:tab w:val="left" w:pos="1020"/>
+        </w:tabs>
+        <w:rPr>
+          <w:sz w:val="32"/>
+          <w:szCs w:val="32"/>
+        </w:rPr>
+      </w:pPr>
+      <w:r>
+        <w:rPr>
+          <w:b/>
+          <w:bCs/>
+          <w:sz w:val="32"/>
+          <w:szCs w:val="32"/>
+        </w:rPr>
+        <w:t>Adoption</w:t>
+      </w:r>
+      <w:r>
+        <w:rPr>
+          <w:sz w:val="32"/>
+          <w:szCs w:val="32"/>
+        </w:rPr>
+        <w:t>: Familiar apps gain users quickly, while unfamiliar ones need onboarding.</w:t>
+      </w:r>
+    </w:p>
+    <w:p>
+      <w:pPr>
+        <w:tabs>
+          <w:tab w:val="left" w:pos="1020"/>
+        </w:tabs>
+        <w:rPr>
+          <w:sz w:val="48"/>
+          <w:szCs w:val="48"/>
+        </w:rPr>
+      </w:pPr>
       <w:r>
         <w:rPr>
           <w:sz w:val="48"/>
           <w:szCs w:val="48"/>
         </w:rPr>
         <w:lastRenderedPageBreak/>
+        <w:br w:type="textWrapping" w:clear="all"/>
+      </w:r>
+      <w:r>
+        <w:rPr>
+          <w:sz w:val="48"/>
+          <w:szCs w:val="48"/>
+        </w:rPr>
         <w:br w:type="textWrapping" w:clear="all"/>
       </w:r>
     </w:p>
@@ -760,6 +1076,119 @@
     </w:lvl>
   </w:abstractNum>
   <w:abstractNum w:abstractNumId="2" w15:restartNumberingAfterBreak="0">
+    <w:nsid w:val="21D761CF"/>
+    <w:multiLevelType w:val="multilevel"/>
+    <w:tmpl w:val="31A4EFA6"/>
+    <w:lvl w:ilvl="0">
+      <w:start w:val="1"/>
+      <w:numFmt w:val="decimal"/>
+      <w:lvlText w:val="%1."/>
+      <w:lvlJc w:val="left"/>
+      <w:pPr>
+        <w:tabs>
+          <w:tab w:val="num" w:pos="720"/>
+        </w:tabs>
+        <w:ind w:left="720" w:hanging="360"/>
+      </w:pPr>
+    </w:lvl>
+    <w:lvl w:ilvl="1" w:tentative="1">
+      <w:start w:val="1"/>
+      <w:numFmt w:val="decimal"/>
+      <w:lvlText w:val="%2."/>
+      <w:lvlJc w:val="left"/>
+      <w:pPr>
+        <w:tabs>
+          <w:tab w:val="num" w:pos="1440"/>
+        </w:tabs>
+        <w:ind w:left="1440" w:hanging="360"/>
+      </w:pPr>
+    </w:lvl>
+    <w:lvl w:ilvl="2" w:tentative="1">
+      <w:start w:val="1"/>
+      <w:numFmt w:val="decimal"/>
+      <w:lvlText w:val="%3."/>
+      <w:lvlJc w:val="left"/>
+      <w:pPr>
+        <w:tabs>
+          <w:tab w:val="num" w:pos="2160"/>
+        </w:tabs>
+        <w:ind w:left="2160" w:hanging="360"/>
+      </w:pPr>
+    </w:lvl>
+    <w:lvl w:ilvl="3" w:tentative="1">
+      <w:start w:val="1"/>
+      <w:numFmt w:val="decimal"/>
+      <w:lvlText w:val="%4."/>
+      <w:lvlJc w:val="left"/>
+      <w:pPr>
+        <w:tabs>
+          <w:tab w:val="num" w:pos="2880"/>
+        </w:tabs>
+        <w:ind w:left="2880" w:hanging="360"/>
+      </w:pPr>
+    </w:lvl>
+    <w:lvl w:ilvl="4" w:tentative="1">
+      <w:start w:val="1"/>
+      <w:numFmt w:val="decimal"/>
+      <w:lvlText w:val="%5."/>
+      <w:lvlJc w:val="left"/>
+      <w:pPr>
+        <w:tabs>
+          <w:tab w:val="num" w:pos="3600"/>
+        </w:tabs>
+        <w:ind w:left="3600" w:hanging="360"/>
+      </w:pPr>
+    </w:lvl>
+    <w:lvl w:ilvl="5" w:tentative="1">
+      <w:start w:val="1"/>
+      <w:numFmt w:val="decimal"/>
+      <w:lvlText w:val="%6."/>
+      <w:lvlJc w:val="left"/>
+      <w:pPr>
+        <w:tabs>
+          <w:tab w:val="num" w:pos="4320"/>
+        </w:tabs>
+        <w:ind w:left="4320" w:hanging="360"/>
+      </w:pPr>
+    </w:lvl>
+    <w:lvl w:ilvl="6" w:tentative="1">
+      <w:start w:val="1"/>
+      <w:numFmt w:val="decimal"/>
+      <w:lvlText w:val="%7."/>
+      <w:lvlJc w:val="left"/>
+      <w:pPr>
+        <w:tabs>
+          <w:tab w:val="num" w:pos="5040"/>
+        </w:tabs>
+        <w:ind w:left="5040" w:hanging="360"/>
+      </w:pPr>
+    </w:lvl>
+    <w:lvl w:ilvl="7" w:tentative="1">
+      <w:start w:val="1"/>
+      <w:numFmt w:val="decimal"/>
+      <w:lvlText w:val="%8."/>
+      <w:lvlJc w:val="left"/>
+      <w:pPr>
+        <w:tabs>
+          <w:tab w:val="num" w:pos="5760"/>
+        </w:tabs>
+        <w:ind w:left="5760" w:hanging="360"/>
+      </w:pPr>
+    </w:lvl>
+    <w:lvl w:ilvl="8" w:tentative="1">
+      <w:start w:val="1"/>
+      <w:numFmt w:val="decimal"/>
+      <w:lvlText w:val="%9."/>
+      <w:lvlJc w:val="left"/>
+      <w:pPr>
+        <w:tabs>
+          <w:tab w:val="num" w:pos="6480"/>
+        </w:tabs>
+        <w:ind w:left="6480" w:hanging="360"/>
+      </w:pPr>
+    </w:lvl>
+  </w:abstractNum>
+  <w:abstractNum w:abstractNumId="3" w15:restartNumberingAfterBreak="0">
     <w:nsid w:val="25DC146A"/>
     <w:multiLevelType w:val="hybridMultilevel"/>
     <w:tmpl w:val="90FC89D2"/>
@@ -872,7 +1301,7 @@
       </w:rPr>
     </w:lvl>
   </w:abstractNum>
-  <w:abstractNum w:abstractNumId="3" w15:restartNumberingAfterBreak="0">
+  <w:abstractNum w:abstractNumId="4" w15:restartNumberingAfterBreak="0">
     <w:nsid w:val="467F387A"/>
     <w:multiLevelType w:val="hybridMultilevel"/>
     <w:tmpl w:val="A20405E0"/>
@@ -962,12 +1391,15 @@
     <w:abstractNumId w:val="0"/>
   </w:num>
   <w:num w:numId="2" w16cid:durableId="1010765856">
-    <w:abstractNumId w:val="3"/>
+    <w:abstractNumId w:val="4"/>
   </w:num>
   <w:num w:numId="3" w16cid:durableId="1544557976">
     <w:abstractNumId w:val="1"/>
   </w:num>
   <w:num w:numId="4" w16cid:durableId="1006396089">
+    <w:abstractNumId w:val="3"/>
+  </w:num>
+  <w:num w:numId="5" w16cid:durableId="973869246">
     <w:abstractNumId w:val="2"/>
   </w:num>
 </w:numbering>
